--- a/3-suivi/points-au-responsable/point-assiduite-et-devoirs.docx
+++ b/3-suivi/points-au-responsable/point-assiduite-et-devoirs.docx
@@ -39,56 +39,14 @@
           <w:b/>
           <w:sz w:val="19"/>
         </w:rPr>
-        <w:t>À l'attention du Pasteur Eli</w:t>
+        <w:t>2 octobre 2026</w:t>
       </w:r>
       <w:r>
         <w:rPr>
           <w:b w:val="0"/>
           <w:sz w:val="19"/>
         </w:rPr>
-        <w:t xml:space="preserve">  ·  situation arrêtée le </w:t>
-      </w:r>
-      <w:r>
-        <w:rPr>
-          <w:b/>
-          <w:sz w:val="19"/>
-        </w:rPr>
-        <w:t>vendredi 2 octobre 2026</w:t>
-      </w:r>
-      <w:r>
-        <w:rPr>
-          <w:b w:val="0"/>
-          <w:sz w:val="19"/>
-        </w:rPr>
-        <w:t xml:space="preserve">, veille de la séance 4  ·  période couverte : </w:t>
-      </w:r>
-      <w:r>
-        <w:rPr>
-          <w:b/>
-          <w:sz w:val="19"/>
-        </w:rPr>
-        <w:t>séances 1 à 3</w:t>
-      </w:r>
-      <w:r>
-        <w:rPr>
-          <w:b w:val="0"/>
-          <w:sz w:val="19"/>
-        </w:rPr>
-        <w:t xml:space="preserve"> (12, 19 et 26 septembre) et les </w:t>
-      </w:r>
-      <w:r>
-        <w:rPr>
-          <w:b/>
-          <w:sz w:val="19"/>
-        </w:rPr>
-        <w:t>3 devoirs</w:t>
-      </w:r>
-      <w:r>
-        <w:rPr>
-          <w:b w:val="0"/>
-          <w:sz w:val="19"/>
-        </w:rPr>
-        <w:t xml:space="preserve"> envoyés les mercredis</w:t>
+        <w:t xml:space="preserve">  ·  séances 1 à 3  ·  3 devoirs</w:t>
       </w:r>
     </w:p>
     <w:tbl>
@@ -144,7 +102,27 @@
                 <w:color w:val="C97A00"/>
                 <w:sz w:val="30"/>
               </w:rPr>
-              <w:t>18</w:t>
+              <w:t>7</w:t>
+            </w:r>
+          </w:p>
+        </w:tc>
+        <w:tc>
+          <w:tcPr>
+            <w:tcW w:type="dxa" w:w="1489"/>
+            <w:shd w:val="clear" w:fill="FAFAFF"/>
+          </w:tcPr>
+          <w:p>
+            <w:pPr>
+              <w:jc w:val="center"/>
+            </w:pPr>
+            <w:r/>
+            <w:r>
+              <w:rPr>
+                <w:b/>
+                <w:color w:val="666670"/>
+                <w:sz w:val="30"/>
+              </w:rPr>
+              <w:t>11</w:t>
             </w:r>
           </w:p>
         </w:tc>
@@ -181,30 +159,10 @@
             <w:r>
               <w:rPr>
                 <w:b/>
-                <w:color w:val="666670"/>
-                <w:sz w:val="30"/>
-              </w:rPr>
-              <w:t>4</w:t>
-            </w:r>
-          </w:p>
-        </w:tc>
-        <w:tc>
-          <w:tcPr>
-            <w:tcW w:type="dxa" w:w="1489"/>
-            <w:shd w:val="clear" w:fill="FAFAFF"/>
-          </w:tcPr>
-          <w:p>
-            <w:pPr>
-              <w:jc w:val="center"/>
-            </w:pPr>
-            <w:r/>
-            <w:r>
-              <w:rPr>
-                <w:b/>
                 <w:color w:val="1A1A2E"/>
                 <w:sz w:val="30"/>
               </w:rPr>
-              <w:t>8 / 17</w:t>
+              <w:t>9 / 17</w:t>
             </w:r>
           </w:p>
         </w:tc>
@@ -284,7 +242,7 @@
                 <w:color w:val="666670"/>
                 <w:sz w:val="15"/>
               </w:rPr>
-              <w:t>retards sur 3 séances</w:t>
+              <w:t>retards à signaler</w:t>
             </w:r>
           </w:p>
         </w:tc>
@@ -303,7 +261,7 @@
                 <w:color w:val="666670"/>
                 <w:sz w:val="15"/>
               </w:rPr>
-              <w:t>absences non excusées</w:t>
+              <w:t>retards excusés (école le samedi)</w:t>
             </w:r>
           </w:p>
         </w:tc>
@@ -322,7 +280,7 @@
                 <w:color w:val="666670"/>
                 <w:sz w:val="15"/>
               </w:rPr>
-              <w:t>absences excusées</w:t>
+              <w:t>absences non excusées (4 autres, excusées)</w:t>
             </w:r>
           </w:p>
         </w:tc>
@@ -668,7 +626,7 @@
                 <w:color w:val="1D7A3E"/>
                 <w:sz w:val="15"/>
               </w:rPr>
-              <w:t>rendu  10</w:t>
+              <w:t>rendu</w:t>
             </w:r>
           </w:p>
         </w:tc>
@@ -688,7 +646,7 @@
                 <w:color w:val="1D7A3E"/>
                 <w:sz w:val="15"/>
               </w:rPr>
-              <w:t>rendu  12</w:t>
+              <w:t>rendu</w:t>
             </w:r>
           </w:p>
         </w:tc>
@@ -817,7 +775,7 @@
                 <w:color w:val="1D7A3E"/>
                 <w:sz w:val="15"/>
               </w:rPr>
-              <w:t>rendu  15</w:t>
+              <w:t>rendu</w:t>
             </w:r>
           </w:p>
         </w:tc>
@@ -837,7 +795,7 @@
                 <w:color w:val="1D7A3E"/>
                 <w:sz w:val="15"/>
               </w:rPr>
-              <w:t>rendu  15</w:t>
+              <w:t>rendu</w:t>
             </w:r>
           </w:p>
         </w:tc>
@@ -967,7 +925,7 @@
                 <w:color w:val="1D7A3E"/>
                 <w:sz w:val="15"/>
               </w:rPr>
-              <w:t>rendu  9</w:t>
+              <w:t>rendu</w:t>
             </w:r>
           </w:p>
         </w:tc>
@@ -987,7 +945,7 @@
                 <w:color w:val="1D7A3E"/>
                 <w:sz w:val="15"/>
               </w:rPr>
-              <w:t>rendu  15</w:t>
+              <w:t>rendu</w:t>
             </w:r>
           </w:p>
         </w:tc>
@@ -1267,7 +1225,7 @@
                 <w:color w:val="1D7A3E"/>
                 <w:sz w:val="15"/>
               </w:rPr>
-              <w:t>rendu  15</w:t>
+              <w:t>rendu</w:t>
             </w:r>
           </w:p>
         </w:tc>
@@ -1287,7 +1245,7 @@
                 <w:color w:val="1D7A3E"/>
                 <w:sz w:val="15"/>
               </w:rPr>
-              <w:t>rendu  12</w:t>
+              <w:t>rendu</w:t>
             </w:r>
           </w:p>
         </w:tc>
@@ -1417,7 +1375,7 @@
                 <w:color w:val="1D7A3E"/>
                 <w:sz w:val="15"/>
               </w:rPr>
-              <w:t>rendu  10</w:t>
+              <w:t>rendu</w:t>
             </w:r>
           </w:p>
         </w:tc>
@@ -1437,7 +1395,7 @@
                 <w:color w:val="1D7A3E"/>
                 <w:sz w:val="15"/>
               </w:rPr>
-              <w:t>rendu  11</w:t>
+              <w:t>rendu</w:t>
             </w:r>
           </w:p>
         </w:tc>
@@ -1568,7 +1526,7 @@
                 <w:color w:val="1D7A3E"/>
                 <w:sz w:val="15"/>
               </w:rPr>
-              <w:t>rendu  9</w:t>
+              <w:t>rendu</w:t>
             </w:r>
           </w:p>
         </w:tc>
@@ -1869,7 +1827,7 @@
                 <w:color w:val="1D7A3E"/>
                 <w:sz w:val="15"/>
               </w:rPr>
-              <w:t>rendu  7</w:t>
+              <w:t>rendu</w:t>
             </w:r>
           </w:p>
         </w:tc>
@@ -1889,7 +1847,7 @@
                 <w:color w:val="1D7A3E"/>
                 <w:sz w:val="15"/>
               </w:rPr>
-              <w:t>rendu  13</w:t>
+              <w:t>rendu</w:t>
             </w:r>
           </w:p>
         </w:tc>
@@ -2175,11 +2133,11 @@
             <w:r/>
             <w:r>
               <w:rPr>
-                <w:b/>
-                <w:color w:val="C97A00"/>
+                <w:b w:val="0"/>
+                <w:color w:val="666670"/>
                 <w:sz w:val="16"/>
               </w:rPr>
-              <w:t>3</w:t>
+              <w:t>3 exc.</w:t>
             </w:r>
           </w:p>
         </w:tc>
@@ -2237,7 +2195,7 @@
                 <w:color w:val="1D7A3E"/>
                 <w:sz w:val="15"/>
               </w:rPr>
-              <w:t>rendu  9/12</w:t>
+              <w:t>rendu</w:t>
             </w:r>
           </w:p>
         </w:tc>
@@ -2257,7 +2215,7 @@
                 <w:color w:val="1D7A3E"/>
                 <w:sz w:val="15"/>
               </w:rPr>
-              <w:t>rendu  4/12*</w:t>
+              <w:t>rendu</w:t>
             </w:r>
           </w:p>
         </w:tc>
@@ -2325,11 +2283,11 @@
             <w:r/>
             <w:r>
               <w:rPr>
-                <w:b/>
-                <w:color w:val="C97A00"/>
+                <w:b w:val="0"/>
+                <w:color w:val="666670"/>
                 <w:sz w:val="16"/>
               </w:rPr>
-              <w:t>3</w:t>
+              <w:t>3 exc.</w:t>
             </w:r>
           </w:p>
         </w:tc>
@@ -2387,7 +2345,7 @@
                 <w:color w:val="1D7A3E"/>
                 <w:sz w:val="15"/>
               </w:rPr>
-              <w:t>rendu  9/12</w:t>
+              <w:t>rendu</w:t>
             </w:r>
           </w:p>
         </w:tc>
@@ -2407,7 +2365,7 @@
                 <w:color w:val="1D7A3E"/>
                 <w:sz w:val="15"/>
               </w:rPr>
-              <w:t>rendu  7/12*</w:t>
+              <w:t>rendu</w:t>
             </w:r>
           </w:p>
         </w:tc>
@@ -2475,11 +2433,11 @@
             <w:r/>
             <w:r>
               <w:rPr>
-                <w:b/>
-                <w:color w:val="C97A00"/>
+                <w:b w:val="0"/>
+                <w:color w:val="666670"/>
                 <w:sz w:val="16"/>
               </w:rPr>
-              <w:t>3</w:t>
+              <w:t>3 exc.</w:t>
             </w:r>
           </w:p>
         </w:tc>
@@ -2537,7 +2495,7 @@
                 <w:color w:val="1D7A3E"/>
                 <w:sz w:val="15"/>
               </w:rPr>
-              <w:t>rendu  10/12</w:t>
+              <w:t>rendu</w:t>
             </w:r>
           </w:p>
         </w:tc>
@@ -2557,7 +2515,7 @@
                 <w:color w:val="1D7A3E"/>
                 <w:sz w:val="15"/>
               </w:rPr>
-              <w:t>rendu  8/12*</w:t>
+              <w:t>rendu</w:t>
             </w:r>
           </w:p>
         </w:tc>
@@ -2625,11 +2583,11 @@
             <w:r/>
             <w:r>
               <w:rPr>
-                <w:b/>
-                <w:color w:val="C97A00"/>
+                <w:b w:val="0"/>
+                <w:color w:val="666670"/>
                 <w:sz w:val="16"/>
               </w:rPr>
-              <w:t>2</w:t>
+              <w:t>2 exc.</w:t>
             </w:r>
           </w:p>
         </w:tc>
@@ -2687,7 +2645,7 @@
                 <w:color w:val="1D7A3E"/>
                 <w:sz w:val="15"/>
               </w:rPr>
-              <w:t>rendu  8/12</w:t>
+              <w:t>rendu</w:t>
             </w:r>
           </w:p>
         </w:tc>
@@ -2707,7 +2665,7 @@
                 <w:color w:val="1D7A3E"/>
                 <w:sz w:val="15"/>
               </w:rPr>
-              <w:t>rendu  4/12*</w:t>
+              <w:t>rendu</w:t>
             </w:r>
           </w:p>
         </w:tc>
@@ -2816,7 +2774,7 @@
                 <w:color w:val="1D7A3E"/>
                 <w:sz w:val="15"/>
               </w:rPr>
-              <w:t>rendu  11</w:t>
+              <w:t>rendu</w:t>
             </w:r>
           </w:p>
         </w:tc>
@@ -2836,7 +2794,7 @@
                 <w:color w:val="1D7A3E"/>
                 <w:sz w:val="15"/>
               </w:rPr>
-              <w:t>rendu  12/12</w:t>
+              <w:t>rendu</w:t>
             </w:r>
           </w:p>
         </w:tc>
@@ -2883,7 +2841,6 @@
         <w:tc>
           <w:tcPr>
             <w:tcW w:type="dxa" w:w="1303"/>
-            <w:shd w:val="clear" w:fill="FDF0F0"/>
           </w:tcPr>
           <w:p>
             <w:r/>
@@ -2955,7 +2912,7 @@
         <w:tc>
           <w:tcPr>
             <w:tcW w:type="dxa" w:w="1303"/>
-            <w:shd w:val="clear" w:fill="FFFAF0"/>
+            <w:shd w:val="clear" w:fill="F2FAF5"/>
           </w:tcPr>
           <w:p>
             <w:pPr>
@@ -2964,11 +2921,11 @@
             <w:r/>
             <w:r>
               <w:rPr>
-                <w:b w:val="0"/>
-                <w:color w:val="C97A00"/>
+                <w:b/>
+                <w:color w:val="1D7A3E"/>
                 <w:sz w:val="15"/>
               </w:rPr>
-              <w:t>? à confirmer</w:t>
+              <w:t>rendu</w:t>
             </w:r>
           </w:p>
         </w:tc>
@@ -3026,7 +2983,7 @@
                 <w:b/>
                 <w:sz w:val="16"/>
               </w:rPr>
-              <w:t>0 / 2</w:t>
+              <w:t>1 / 2</w:t>
             </w:r>
           </w:p>
         </w:tc>
@@ -3362,6 +3319,20 @@
           <w:b/>
           <w:sz w:val="16"/>
         </w:rPr>
+        <w:t>exc.</w:t>
+      </w:r>
+      <w:r>
+        <w:rPr>
+          <w:b w:val="0"/>
+          <w:sz w:val="16"/>
+        </w:rPr>
+        <w:t xml:space="preserve"> = retards excusés : ces élèves ont cours à leur école le samedi matin.  </w:t>
+      </w:r>
+      <w:r>
+        <w:rPr>
+          <w:b/>
+          <w:sz w:val="16"/>
+        </w:rPr>
         <w:t>« Devoirs exigibles »</w:t>
       </w:r>
       <w:r>
@@ -3402,14 +3373,14 @@
           <w:b/>
           <w:sz w:val="20"/>
         </w:rPr>
-        <w:t xml:space="preserve">L'assiduité n'est pas le problème : la ponctualité et les devoirs le sont. </w:t>
+        <w:t xml:space="preserve">L'assiduité n'est pas le problème ; les devoirs le sont, et pour quelques familles seulement. </w:t>
       </w:r>
       <w:r>
         <w:rPr>
           <w:b w:val="0"/>
           <w:sz w:val="20"/>
         </w:rPr>
-        <w:t>Sur 17 élèves, 11 ont rendu le devoir 2 et 8 le devoir 1. Les retards sont presque tous concentrés sur deux familles, et les absences non excusées sur une seule.</w:t>
+        <w:t>Sur 17 élèves, 11 ont rendu le devoir 2 et 9 le devoir 1. Les 11 retards excusés viennent tous de l'école du samedi matin et ne dépendent pas des enfants. Les absences non excusées sont concentrées sur deux familles.</w:t>
       </w:r>
     </w:p>
     <w:p>
@@ -3572,7 +3543,7 @@
           <w:color w:val="6B2D8F"/>
           <w:sz w:val="22"/>
         </w:rPr>
-        <w:t>2 · Un problème d'horaire, pas de motivation</w:t>
+        <w:t>2 · Des retards qui ne dépendent pas des enfants</w:t>
       </w:r>
     </w:p>
     <w:p>
@@ -3585,42 +3556,69 @@
           <w:b/>
           <w:sz w:val="20"/>
         </w:rPr>
-        <w:t>Acquilas, Bénicia et Viesainte MBIERE</w:t>
+        <w:t>Acquilas, Bénicia et Viesainte MBIERE et Isaac YEDOH LOHOUESS</w:t>
       </w:r>
       <w:r>
         <w:rPr>
           <w:b w:val="0"/>
           <w:sz w:val="20"/>
         </w:rPr>
-        <w:t xml:space="preserve"> — </w:t>
+        <w:t xml:space="preserve"> — 11 des 18 retards relevés sont les leurs, et ils s'expliquent par une seule raison : </w:t>
       </w:r>
       <w:r>
         <w:rPr>
           <w:b/>
           <w:sz w:val="20"/>
         </w:rPr>
-        <w:t>en retard aux trois séances</w:t>
+        <w:t>ces élèves ont cours à leur école le samedi matin</w:t>
       </w:r>
       <w:r>
         <w:rPr>
           <w:b w:val="0"/>
           <w:sz w:val="20"/>
         </w:rPr>
-        <w:t xml:space="preserve">, soit 9 des 18 retards à eux seuls. Mais </w:t>
+        <w:t xml:space="preserve"> et ne peuvent pas être là à 12 h. </w:t>
       </w:r>
       <w:r>
         <w:rPr>
           <w:b/>
           <w:sz w:val="20"/>
         </w:rPr>
-        <w:t>ils ont rendu le devoir 2 et le devoir 3</w:t>
+        <w:t>Ces retards sont excusés</w:t>
       </w:r>
       <w:r>
         <w:rPr>
           <w:b w:val="0"/>
           <w:sz w:val="20"/>
         </w:rPr>
-        <w:t>, tous les trois. Ces enfants travaillent : c'est l'arrivée à 12 h qui coince. Une question à poser à la famille (transport, trajet, horaire de départ) plutôt qu'un rappel à l'ordre.</w:t>
+        <w:t>, et inscrits comme tels dans le classeur de suivi.</w:t>
+      </w:r>
+    </w:p>
+    <w:p>
+      <w:pPr>
+        <w:pStyle w:val="ListBullet"/>
+        <w:spacing w:after="80"/>
+      </w:pPr>
+      <w:r>
+        <w:rPr>
+          <w:b w:val="0"/>
+          <w:sz w:val="20"/>
+        </w:rPr>
+        <w:t xml:space="preserve">Et ils travaillent : </w:t>
+      </w:r>
+      <w:r>
+        <w:rPr>
+          <w:b/>
+          <w:sz w:val="20"/>
+        </w:rPr>
+        <w:t>tous les quatre ont rendu le devoir 2 et le devoir 3</w:t>
+      </w:r>
+      <w:r>
+        <w:rPr>
+          <w:b w:val="0"/>
+          <w:sz w:val="20"/>
+        </w:rPr>
+        <w:t>. Ce n'est donc ni un problème de motivation, ni un problème de famille — il n'y a rien à leur demander.</w:t>
       </w:r>
     </w:p>
     <w:p>
@@ -3630,17 +3628,38 @@
       </w:pPr>
       <w:r>
         <w:rPr>
+          <w:b w:val="0"/>
+          <w:sz w:val="20"/>
+        </w:rPr>
+        <w:t xml:space="preserve">Ce qu'on peut faire de notre côté : la séance </w:t>
+      </w:r>
+      <w:r>
+        <w:rPr>
           <w:b/>
           <w:sz w:val="20"/>
         </w:rPr>
-        <w:t>Isaac YEDOH LOHOUESS</w:t>
+        <w:t>commence par la prière</w:t>
       </w:r>
       <w:r>
         <w:rPr>
           <w:b w:val="0"/>
           <w:sz w:val="20"/>
         </w:rPr>
-        <w:t xml:space="preserve"> — deux retards, mais devoirs 2 et 3 rendus. Même lecture.</w:t>
+        <w:t xml:space="preserve">, et la leçon ne démarre qu'à 12 h 20. </w:t>
+      </w:r>
+      <w:r>
+        <w:rPr>
+          <w:b/>
+          <w:sz w:val="20"/>
+        </w:rPr>
+        <w:t>L'essentiel leur est préservé</w:t>
+      </w:r>
+      <w:r>
+        <w:rPr>
+          <w:b w:val="0"/>
+          <w:sz w:val="20"/>
+        </w:rPr>
+        <w:t xml:space="preserve"> — c'est la raison de cet ordre.</w:t>
       </w:r>
     </w:p>
     <w:p>
@@ -3750,7 +3769,7 @@
           <w:b w:val="0"/>
           <w:sz w:val="20"/>
         </w:rPr>
-        <w:t xml:space="preserve"> : 8 au premier, 11 au deuxième.</w:t>
+        <w:t xml:space="preserve"> : 9 au premier, 11 au deuxième.</w:t>
       </w:r>
     </w:p>
     <w:p>
@@ -3859,14 +3878,14 @@
           <w:b/>
           <w:sz w:val="20"/>
         </w:rPr>
-        <w:t>Appeler la famille MBIERE</w:t>
+        <w:t>Ne pas relancer les quatre élèves en retard excusé</w:t>
       </w:r>
       <w:r>
         <w:rPr>
           <w:b w:val="0"/>
           <w:sz w:val="20"/>
         </w:rPr>
-        <w:t xml:space="preserve"> sur la seule question de l'heure d'arrivée.</w:t>
+        <w:t>, et le dire au reste de la classe : arriver à 12 h 20 après l'école n'est pas un manque de sérieux.</w:t>
       </w:r>
     </w:p>
     <w:p>
@@ -3906,129 +3925,13 @@
           <w:b w:val="0"/>
           <w:sz w:val="20"/>
         </w:rPr>
-        <w:t xml:space="preserve"> les cinq élèves à jour, en début de séance 4.</w:t>
+        <w:t xml:space="preserve"> les élèves à jour, en début de séance 4.</w:t>
       </w:r>
     </w:p>
     <w:p>
       <w:pPr>
         <w:spacing w:after="120"/>
       </w:pPr>
-    </w:p>
-    <w:p>
-      <w:pPr>
-        <w:spacing w:after="60"/>
-      </w:pPr>
-      <w:r>
-        <w:rPr>
-          <w:b/>
-          <w:i w:val="0"/>
-          <w:color w:val="1A1A2E"/>
-          <w:sz w:val="19"/>
-        </w:rPr>
-        <w:t>Sources et précisions de lecture</w:t>
-      </w:r>
-    </w:p>
-    <w:p>
-      <w:pPr>
-        <w:spacing w:after="60"/>
-      </w:pPr>
-      <w:r>
-        <w:rPr>
-          <w:b w:val="0"/>
-          <w:sz w:val="17"/>
-        </w:rPr>
-        <w:t>Présence, retards et discipline : classeur de suivi AcProKidsCodingCampSept2026, onglets Présence et Indiscipline. Devoirs : les réponses des quatre formulaires Google, plus le relevé du devoir 3 des Jerusalem Geeks transmis par l'enseignant.</w:t>
-      </w:r>
-    </w:p>
-    <w:p>
-      <w:pPr>
-        <w:spacing w:after="60"/>
-      </w:pPr>
-      <w:r>
-        <w:rPr>
-          <w:b/>
-          <w:sz w:val="17"/>
-        </w:rPr>
-        <w:t xml:space="preserve">Devoir 3 non échu. </w:t>
-      </w:r>
-      <w:r>
-        <w:rPr>
-          <w:b w:val="0"/>
-          <w:sz w:val="17"/>
-        </w:rPr>
-        <w:t>Son échéance est la séance du 3 octobre : les « en attente » de cette colonne ne sont pas des manquements, ils indiquent seulement où nous en sommes ce soir.</w:t>
-      </w:r>
-    </w:p>
-    <w:p>
-      <w:pPr>
-        <w:spacing w:after="60"/>
-      </w:pPr>
-      <w:r>
-        <w:rPr>
-          <w:b/>
-          <w:sz w:val="17"/>
-        </w:rPr>
-        <w:t xml:space="preserve">Une réponse non identifiée. </w:t>
-      </w:r>
-      <w:r>
-        <w:rPr>
-          <w:b w:val="0"/>
-          <w:sz w:val="17"/>
-        </w:rPr>
-        <w:t>Le devoir 1 comporte une réponse signée « David Dogbre », qui ne correspond à aucun nom inscrit. S'il s'agit de Joshua DOGBRE, son devoir 1 est rendu et le total passe de 8 à 9. À confirmer auprès de la famille : c'est la seule incertitude de ce document.</w:t>
-      </w:r>
-    </w:p>
-    <w:p>
-      <w:pPr>
-        <w:spacing w:after="60"/>
-      </w:pPr>
-      <w:r>
-        <w:rPr>
-          <w:b/>
-          <w:sz w:val="17"/>
-        </w:rPr>
-        <w:t xml:space="preserve">Barèmes différents d'un devoir à l'autre. </w:t>
-      </w:r>
-      <w:r>
-        <w:rPr>
-          <w:b w:val="0"/>
-          <w:sz w:val="17"/>
-        </w:rPr>
-        <w:t>Le devoir 2 des Jeremiah Geeks est noté sur 12, les autres suivent le barème propre à leur formulaire. Les notes du devoir 3 sont partielles : seules les 12 questions à choix sont corrigées automatiquement, les 8 exercices où l'élève écrit du code restent à corriger à la main. Aucune note n'est donc définitive.</w:t>
-      </w:r>
-    </w:p>
-    <w:p>
-      <w:pPr>
-        <w:spacing w:after="60"/>
-      </w:pPr>
-      <w:r>
-        <w:rPr>
-          <w:b/>
-          <w:sz w:val="17"/>
-        </w:rPr>
-        <w:t xml:space="preserve">Double envoi. </w:t>
-      </w:r>
-      <w:r>
-        <w:rPr>
-          <w:b w:val="0"/>
-          <w:sz w:val="17"/>
-        </w:rPr>
-        <w:t>Grâce-Elsa DREESEN a répondu deux fois au devoir 1 ; la meilleure note est retenue.</w:t>
-      </w:r>
-    </w:p>
-    <w:p>
-      <w:pPr>
-        <w:spacing w:after="0"/>
-      </w:pPr>
-      <w:r>
-        <w:rPr>
-          <w:b w:val="0"/>
-          <w:i w:val="0"/>
-          <w:color w:val="666670"/>
-          <w:sz w:val="18"/>
-        </w:rPr>
-        <w:t>Fait par les deux enseignants du Coding Camp, le 2 octobre 2026.</w:t>
-      </w:r>
     </w:p>
     <w:sectPr>
       <w:pgSz w:w="12240" w:h="15840"/>
